--- a/public/docs/FACEDETECTION_Panduan_Fungsional.docx
+++ b/public/docs/FACEDETECTION_Panduan_Fungsional.docx
@@ -81,7 +81,23 @@
         <w:pStyle w:val="ListBullet"/>
       </w:pPr>
       <w:r>
-        <w:t>Gunakan akun Odoo yang aktif dan terhubung dengan data karyawan.</w:t>
+        <w:t>User wajib memiliki akun/user Odoo yang aktif.</w:t>
+      </w:r>
+    </w:p>
+    <w:p>
+      <w:pPr>
+        <w:pStyle w:val="ListBullet"/>
+      </w:pPr>
+      <w:r>
+        <w:t>Akun Odoo wajib terhubung dengan data employee/karyawan di Odoo.</w:t>
+      </w:r>
+    </w:p>
+    <w:p>
+      <w:pPr>
+        <w:pStyle w:val="ListBullet"/>
+      </w:pPr>
+      <w:r>
+        <w:t>Foto wajah wajib di-upload/daftarkan terlebih dahulu melalui menu Wajah sebelum presensi.</w:t>
       </w:r>
     </w:p>
     <w:p>
@@ -166,12 +182,12 @@
         <w:pStyle w:val="Heading1"/>
       </w:pPr>
       <w:r>
-        <w:t>4. Pendaftaran Wajah</w:t>
+        <w:t>4. Upload dan Pendaftaran Wajah</w:t>
       </w:r>
     </w:p>
     <w:p>
       <w:r>
-        <w:t>Pendaftaran wajah dilakukan satu kali atau diulang apabila wajah berubah secara signifikan.</w:t>
+        <w:t>Upload/pendaftaran foto wajah adalah prasyarat wajib. User tidak dapat melakukan presensi sebelum proses ini selesai dan status wajah aktif.</w:t>
       </w:r>
     </w:p>
     <w:p>

--- a/public/docs/FACEDETECTION_Panduan_Fungsional.docx
+++ b/public/docs/FACEDETECTION_Panduan_Fungsional.docx
@@ -360,7 +360,192 @@
         <w:pStyle w:val="Heading1"/>
       </w:pPr>
       <w:r>
-        <w:t>6. Riwayat Presensi</w:t>
+        <w:t>6. Jenis Lokasi dan GeoFence</w:t>
+      </w:r>
+    </w:p>
+    <w:p>
+      <w:r>
+        <w:t>Kebijakan lokasi ditentukan oleh group employee di Odoo. Presensi kantor menggunakan Home Point group, sedangkan kunjungan pelanggan/mitra dapat melewati radius kantor hanya untuk group yang diizinkan.</w:t>
+      </w:r>
+    </w:p>
+    <w:tbl>
+      <w:tblPr>
+        <w:tblStyle w:val="TableGrid"/>
+        <w:tblW w:type="auto" w:w="0"/>
+        <w:tblLook w:firstColumn="1" w:firstRow="1" w:lastColumn="0" w:lastRow="0" w:noHBand="0" w:noVBand="1" w:val="04A0"/>
+      </w:tblPr>
+      <w:tblGrid>
+        <w:gridCol w:w="3312"/>
+        <w:gridCol w:w="3312"/>
+        <w:gridCol w:w="3312"/>
+      </w:tblGrid>
+      <w:tr>
+        <w:tc>
+          <w:tcPr>
+            <w:tcW w:type="dxa" w:w="3312"/>
+          </w:tcPr>
+          <w:p>
+            <w:r>
+              <w:t>Kebijakan</w:t>
+            </w:r>
+          </w:p>
+        </w:tc>
+        <w:tc>
+          <w:tcPr>
+            <w:tcW w:type="dxa" w:w="3312"/>
+          </w:tcPr>
+          <w:p>
+            <w:r>
+              <w:t>Kantor</w:t>
+            </w:r>
+          </w:p>
+        </w:tc>
+        <w:tc>
+          <w:tcPr>
+            <w:tcW w:type="dxa" w:w="3312"/>
+          </w:tcPr>
+          <w:p>
+            <w:r>
+              <w:t>Kunjungan</w:t>
+            </w:r>
+          </w:p>
+        </w:tc>
+      </w:tr>
+      <w:tr>
+        <w:tc>
+          <w:tcPr>
+            <w:tcW w:type="dxa" w:w="3312"/>
+          </w:tcPr>
+          <w:p>
+            <w:r>
+              <w:t>office</w:t>
+            </w:r>
+          </w:p>
+        </w:tc>
+        <w:tc>
+          <w:tcPr>
+            <w:tcW w:type="dxa" w:w="3312"/>
+          </w:tcPr>
+          <w:p>
+            <w:r>
+              <w:t>Wajib Home Point</w:t>
+            </w:r>
+          </w:p>
+        </w:tc>
+        <w:tc>
+          <w:tcPr>
+            <w:tcW w:type="dxa" w:w="3312"/>
+          </w:tcPr>
+          <w:p>
+            <w:r>
+              <w:t>Ditolak</w:t>
+            </w:r>
+          </w:p>
+        </w:tc>
+      </w:tr>
+      <w:tr>
+        <w:tc>
+          <w:tcPr>
+            <w:tcW w:type="dxa" w:w="3312"/>
+          </w:tcPr>
+          <w:p>
+            <w:r>
+              <w:t>hybrid</w:t>
+            </w:r>
+          </w:p>
+        </w:tc>
+        <w:tc>
+          <w:tcPr>
+            <w:tcW w:type="dxa" w:w="3312"/>
+          </w:tcPr>
+          <w:p>
+            <w:r>
+              <w:t>Wajib Home Point</w:t>
+            </w:r>
+          </w:p>
+        </w:tc>
+        <w:tc>
+          <w:tcPr>
+            <w:tcW w:type="dxa" w:w="3312"/>
+          </w:tcPr>
+          <w:p>
+            <w:r>
+              <w:t>Diizinkan dengan nama dan catatan</w:t>
+            </w:r>
+          </w:p>
+        </w:tc>
+      </w:tr>
+      <w:tr>
+        <w:tc>
+          <w:tcPr>
+            <w:tcW w:type="dxa" w:w="3312"/>
+          </w:tcPr>
+          <w:p>
+            <w:r>
+              <w:t>offsite_allowed</w:t>
+            </w:r>
+          </w:p>
+        </w:tc>
+        <w:tc>
+          <w:tcPr>
+            <w:tcW w:type="dxa" w:w="3312"/>
+          </w:tcPr>
+          <w:p>
+            <w:r>
+              <w:t>Wajib Home Point</w:t>
+            </w:r>
+          </w:p>
+        </w:tc>
+        <w:tc>
+          <w:tcPr>
+            <w:tcW w:type="dxa" w:w="3312"/>
+          </w:tcPr>
+          <w:p>
+            <w:r>
+              <w:t>Diizinkan dengan nama dan catatan</w:t>
+            </w:r>
+          </w:p>
+        </w:tc>
+      </w:tr>
+    </w:tbl>
+    <w:p>
+      <w:pPr>
+        <w:pStyle w:val="ListBullet"/>
+      </w:pPr>
+      <w:r>
+        <w:t>Untuk kantor, pilih Kantor dan pastikan GPS berada dalam radius Home Point group.</w:t>
+      </w:r>
+    </w:p>
+    <w:p>
+      <w:pPr>
+        <w:pStyle w:val="ListBullet"/>
+      </w:pPr>
+      <w:r>
+        <w:t>Untuk visit, pilih Kunjungan lalu isi nama pelanggan/mitra dan catatan tujuan.</w:t>
+      </w:r>
+    </w:p>
+    <w:p>
+      <w:pPr>
+        <w:pStyle w:val="ListBullet"/>
+      </w:pPr>
+      <w:r>
+        <w:t>GPS tetap wajib untuk kunjungan agar aktivitas dapat diaudit, walaupun radius kantor tidak diterapkan.</w:t>
+      </w:r>
+    </w:p>
+    <w:p>
+      <w:pPr>
+        <w:pStyle w:val="ListBullet"/>
+      </w:pPr>
+      <w:r>
+        <w:t>Admin HR mengatur group pada employee dan Home Point pada menu Face Attendance di Odoo.</w:t>
+      </w:r>
+    </w:p>
+    <w:p>
+      <w:pPr>
+        <w:pStyle w:val="Heading1"/>
+      </w:pPr>
+      <w:r>
+        <w:t>7. Riwayat Presensi</w:t>
       </w:r>
     </w:p>
     <w:p>
@@ -392,7 +577,7 @@
         <w:pStyle w:val="Heading1"/>
       </w:pPr>
       <w:r>
-        <w:t>7. Pengajuan Cuti / Time Off</w:t>
+        <w:t>8. Pengajuan Cuti / Time Off</w:t>
       </w:r>
     </w:p>
     <w:p>
@@ -448,7 +633,7 @@
         <w:pStyle w:val="Heading1"/>
       </w:pPr>
       <w:r>
-        <w:t>8. Pengajuan Lembur / Overtime</w:t>
+        <w:t>9. Pengajuan Lembur / Overtime</w:t>
       </w:r>
     </w:p>
     <w:p>
@@ -504,7 +689,7 @@
         <w:pStyle w:val="Heading1"/>
       </w:pPr>
       <w:r>
-        <w:t>9. Payslip / Slip Gaji</w:t>
+        <w:t>10. Payslip / Slip Gaji</w:t>
       </w:r>
     </w:p>
     <w:p>
@@ -544,7 +729,7 @@
         <w:pStyle w:val="Heading1"/>
       </w:pPr>
       <w:r>
-        <w:t>10. Troubleshooting Pengguna</w:t>
+        <w:t>11. Troubleshooting Pengguna</w:t>
       </w:r>
     </w:p>
     <w:tbl>
@@ -699,6 +884,28 @@
           </w:tcPr>
           <w:p>
             <w:r>
+              <w:t>Kunjungan ditolak</w:t>
+            </w:r>
+          </w:p>
+        </w:tc>
+        <w:tc>
+          <w:tcPr>
+            <w:tcW w:type="dxa" w:w="4968"/>
+          </w:tcPr>
+          <w:p>
+            <w:r>
+              <w:t>Pastikan employee berada pada group hybrid/offsite_allowed dan isi nama pelanggan/mitra serta catatan kunjungan.</w:t>
+            </w:r>
+          </w:p>
+        </w:tc>
+      </w:tr>
+      <w:tr>
+        <w:tc>
+          <w:tcPr>
+            <w:tcW w:type="dxa" w:w="4968"/>
+          </w:tcPr>
+          <w:p>
+            <w:r>
               <w:t>Login gagal</w:t>
             </w:r>
           </w:p>
@@ -720,7 +927,7 @@
         <w:pStyle w:val="Heading1"/>
       </w:pPr>
       <w:r>
-        <w:t>11. Panduan Admin HR</w:t>
+        <w:t>12. Panduan Admin HR</w:t>
       </w:r>
     </w:p>
     <w:p>
@@ -736,7 +943,15 @@
         <w:pStyle w:val="ListBullet"/>
       </w:pPr>
       <w:r>
-        <w:t>Atur lokasi attendance dan radius pada konfigurasi Face Attendance.</w:t>
+        <w:t>Buat Home Point pada Face Attendance &gt; Locations, lalu buat group pada Face Attendance &gt; Attendance Groups.</w:t>
+      </w:r>
+    </w:p>
+    <w:p>
+      <w:pPr>
+        <w:pStyle w:val="ListBullet"/>
+      </w:pPr>
+      <w:r>
+        <w:t>Pilih kebijakan group office, hybrid, atau offsite_allowed dan tetapkan group pada employee.</w:t>
       </w:r>
     </w:p>
     <w:p>
@@ -768,7 +983,7 @@
         <w:pStyle w:val="Heading1"/>
       </w:pPr>
       <w:r>
-        <w:t>12. Alur Integrasi Teknis</w:t>
+        <w:t>13. Alur Integrasi Teknis</w:t>
       </w:r>
     </w:p>
     <w:p>
@@ -797,7 +1012,7 @@
         <w:pStyle w:val="ListNumber"/>
       </w:pPr>
       <w:r>
-        <w:t>FastAPI memverifikasi wajah dan GPS.</w:t>
+        <w:t>FastAPI memverifikasi wajah dan meneruskan konteks serta GPS.</w:t>
       </w:r>
     </w:p>
     <w:p>
@@ -837,7 +1052,7 @@
         <w:pStyle w:val="Heading1"/>
       </w:pPr>
       <w:r>
-        <w:t>13. Keamanan dan Privasi</w:t>
+        <w:t>14. Keamanan dan Privasi</w:t>
       </w:r>
     </w:p>
     <w:p>
